--- a/eng/docx/42.content.docx
+++ b/eng/docx/42.content.docx
@@ -28,22 +28,6 @@
       </w:r>
     </w:p>
     <w:p>
-      <w:pPr>
-        <w:pStyle w:val="Heading2"/>
-      </w:pPr>
-      <w:r>
-        <w:rPr>
-          <w:lang w:val="en_US" w:bidi="en_US"/>
-        </w:rPr>
-        <w:t>License Information</w:t>
-      </w:r>
-      <w:r>
-        <w:rPr>
-          <w:lang w:val="en_US" w:bidi="en_US"/>
-        </w:rPr>
-      </w:r>
-    </w:p>
-    <w:p>
       <w:pPr/>
       <w:r>
         <w:rPr>
@@ -55,86 +39,25 @@
           <w:b/>
           <w:lang w:val="en_US" w:bidi="en_US"/>
         </w:rPr>
-        <w:t>Study Notes (Biblica)</w:t>
-      </w:r>
-      <w:r>
-        <w:rPr>
-          <w:lang w:val="en_US" w:bidi="en_US"/>
-        </w:rPr>
-        <w:t xml:space="preserve"> is based on</w:t>
-      </w:r>
-      <w:r>
-        <w:rPr>
-          <w:lang w:val="en_US" w:bidi="en_US"/>
-        </w:rPr>
-        <w:t xml:space="preserve">: </w:t>
-      </w:r>
-      <w:r>
-        <w:rPr>
-          <w:lang w:val="en_US" w:bidi="en_US"/>
-        </w:rPr>
         <w:t>Biblica Study Notes</w:t>
       </w:r>
       <w:r>
         <w:rPr>
           <w:lang w:val="en_US" w:bidi="en_US"/>
         </w:rPr>
-        <w:t xml:space="preserve">, </w:t>
-      </w:r>
-      <w:hyperlink r:id="rId13">
-        <w:r>
-          <w:rPr>
-            <w:lang w:val="en_US" w:bidi="en_US"/>
-          </w:rPr>
-          <w:rPr>
-            <w:color w:val="0000EE"/>
-            <w:u w:val="single"/>
-          </w:rPr>
-          <w:t>Biblica Inc.</w:t>
-        </w:r>
-      </w:hyperlink>
-      <w:r>
-        <w:rPr>
-          <w:lang w:val="en_US" w:bidi="en_US"/>
-        </w:rPr>
-        <w:t xml:space="preserve">, 2023, which is licensed under a </w:t>
-      </w:r>
-      <w:hyperlink r:id="rId14">
-        <w:r>
-          <w:rPr>
-            <w:lang w:val="en_US" w:bidi="en_US"/>
-          </w:rPr>
-          <w:rPr>
-            <w:color w:val="0000EE"/>
-            <w:u w:val="single"/>
-          </w:rPr>
-          <w:t>CC BY-SA 4.0 license</w:t>
-        </w:r>
-      </w:hyperlink>
-      <w:r>
-        <w:rPr>
-          <w:lang w:val="en_US" w:bidi="en_US"/>
-        </w:rPr>
-        <w:t>.</w:t>
-      </w:r>
-      <w:r>
-        <w:rPr>
-          <w:lang w:val="en_US" w:bidi="en_US"/>
-        </w:rPr>
-      </w:r>
-    </w:p>
-    <w:p>
-      <w:pPr/>
-      <w:r>
-        <w:rPr>
-          <w:lang w:val="en_US" w:bidi="en_US"/>
-        </w:rPr>
-      </w:r>
-      <w:r>
-        <w:rPr>
-          <w:lang w:val="en_US" w:bidi="en_US"/>
-        </w:rPr>
-        <w:t>This PDF version is provided under the same license.</w:t>
+        <w:t xml:space="preserve"> © 2023 Biblica Inc. Released under CC BY-SA 4.0 license. </w:t>
+      </w:r>
+      <w:r>
+        <w:rPr>
+          <w:lang w:val="en_US" w:bidi="en_US"/>
+        </w:rPr>
+        <w:t>Biblica Study Notes</w:t>
+      </w:r>
+      <w:r>
+        <w:rPr>
+          <w:lang w:val="en_US" w:bidi="en_US"/>
+        </w:rPr>
+        <w:t xml:space="preserve"> has been adapted in the following languages: Tok Pisin, Arabic (عربي), French (Français), Hindi (हिंदी), Indonesian (Bahasa Indonesia), Portuguese (Português), Russian (Русский), Spanish (Español), Swahili (Kiswahili), and Simplified Chinese (简体中文)from Biblica Study Notes © 2023 Biblica Inc. Released under CC BY-SA 4.0 license by Mission Mutual</w:t>
       </w:r>
       <w:r>
         <w:rPr>

--- a/eng/docx/42.content.docx
+++ b/eng/docx/42.content.docx
@@ -116,26 +116,6 @@
           <w:lang w:val="en_US" w:bidi="en_US"/>
         </w:rPr>
         <w:t>LUK</w:t>
-      </w:r>
-      <w:r>
-        <w:rPr>
-          <w:lang w:val="en_US" w:bidi="en_US"/>
-        </w:rPr>
-      </w:r>
-    </w:p>
-    <w:p>
-      <w:pPr/>
-      <w:r>
-        <w:rPr>
-          <w:lang w:val="en_US" w:bidi="en_US"/>
-        </w:rPr>
-      </w:r>
-      <w:r>
-        <w:rPr>
-          <w:i/>
-          <w:lang w:val="en_US" w:bidi="en_US"/>
-        </w:rPr>
-        <w:t>Luke 1:1–4, Luke 1:5–25, Luke 1:26–38, Luke 1:39–56, Luke 1:57–80, Luke 2:1–20, Luke 2:21–38, Luke 2:39–52, Luke 3:1–14, Luke 3:15–22, Luke 3:23–38, Luke 4:1–13, Luke 4:14–30, Luke 4:31–44, Luke 5:1–16, Luke 5:17–26, Luke 5:27–39, Luke 6:1–11, Luke 6:12–26, Luke 6:27–49, Luke 7:1–17, Luke 7:18–35, Luke 7:36–50, Luke 8:1–18, Luke 8:19–21, Luke 8:22–39, Luke 8:40–56, Luke 9:1–17, Luke 9:18–27, Luke 9:28–36, Luke 9:37–50, Luke 9:51–62, Luke 10:1–24, Luke 10:25–37, Luke 10:38–42, Luke 11:1–13, Luke 11:14–26, Luke 11:27–36, Luke 11:37–54, Luke 12:1–12, Luke 12:13–34, Luke 12:35–59, Luke 13:1–9, Luke 13:10–17, Luke 13:18–30, Luke 13:31–35, Luke 14:1–14, Luke 14:15–24, Luke 14:25–35, Luke 15:1–10, Luke 15:11–32, Luke 16:1–12, Luke 16:13–18, Luke 16:19–31, Luke 17:1–10, Luke 17:11–19, Luke 17:20–37, Luke 18:1–17, Luke 18:18–30, Luke 18:31–43, Luke 19:1–10, Luke 19:11–27, Luke 19:28–46, Luke 19:47–20:19, Luke 20:20–44, Luke 20:45–21:4, Luke 21:5–36, Luke 21:37–22:6, Luke 22:7–30, Luke 22:31–46, Luke 22:47–62, Luke 22:63–23:7, Luke 23:8–25, Luke 23:26–43, Luke 23:44–56, Luke 24:1–12, Luke 24:13–35, Luke 24:36–53</w:t>
       </w:r>
       <w:r>
         <w:rPr>

--- a/eng/docx/42.content.docx
+++ b/eng/docx/42.content.docx
@@ -19,7 +19,7 @@
         <w:rPr>
           <w:lang w:val="en_US" w:bidi="en_US"/>
         </w:rPr>
-        <w:t>Resource: Study Notes (Biblica)</w:t>
+        <w:t>Resource: Biblica Study Notes</w:t>
       </w:r>
       <w:r>
         <w:rPr>
@@ -78,7 +78,7 @@
         <w:rPr>
           <w:lang w:val="en_US" w:bidi="en_US"/>
         </w:rPr>
-        <w:t>Study Notes (Biblica)</w:t>
+        <w:t>Biblica Study Notes</w:t>
       </w:r>
     </w:p>
     <w:p>
